--- a/Clase 5/ReadMe.docx
+++ b/Clase 5/ReadMe.docx
@@ -125,7 +125,7 @@
           <w:rFonts w:ascii="Roboto Mono" w:eastAsia="Roboto Mono" w:hAnsi="Roboto Mono" w:cs="Roboto Mono"/>
           <w:color w:val="188038"/>
         </w:rPr>
-        <w:t>45200881 – TP5.py</w:t>
+        <w:t>mi_programa.py</w:t>
       </w:r>
     </w:p>
     <w:p>
@@ -158,7 +158,7 @@
         <w:rPr>
           <w:noProof/>
         </w:rPr>
-        <w:pict w14:anchorId="479E989C">
+        <w:pict w14:anchorId="5645564C">
           <v:rect id="_x0000_i1028" alt="" style="width:441.9pt;height:.05pt;mso-width-percent:0;mso-height-percent:0;mso-width-percent:0;mso-height-percent:0" o:hralign="center" o:hrstd="t" o:hr="t" fillcolor="#a0a0a0" stroked="f"/>
         </w:pict>
       </w:r>
@@ -405,13 +405,7 @@
         <w:rPr>
           <w:color w:val="000000" w:themeColor="text1"/>
         </w:rPr>
-        <w:t xml:space="preserve">: </w:t>
-      </w:r>
-      <w:r>
-        <w:rPr>
-          <w:color w:val="000000" w:themeColor="text1"/>
-        </w:rPr>
-        <w:t>Manejo de errores con</w:t>
+        <w:t>: Manejo de errores con</w:t>
       </w:r>
       <w:r>
         <w:rPr>
@@ -521,7 +515,7 @@
         <w:rPr>
           <w:noProof/>
         </w:rPr>
-        <w:pict w14:anchorId="05A8EE73">
+        <w:pict w14:anchorId="637B1B7D">
           <v:rect id="_x0000_i1027" alt="" style="width:441.9pt;height:.05pt;mso-width-percent:0;mso-height-percent:0;mso-width-percent:0;mso-height-percent:0" o:hralign="center" o:hrstd="t" o:hr="t" fillcolor="#a0a0a0" stroked="f"/>
         </w:pict>
       </w:r>
@@ -705,7 +699,7 @@
         <w:rPr>
           <w:noProof/>
         </w:rPr>
-        <w:pict w14:anchorId="2D60D1D0">
+        <w:pict w14:anchorId="733DB11A">
           <v:rect id="_x0000_i1026" alt="" style="width:441.9pt;height:.05pt;mso-width-percent:0;mso-height-percent:0;mso-width-percent:0;mso-height-percent:0" o:hralign="center" o:hrstd="t" o:hr="t" fillcolor="#a0a0a0" stroked="f"/>
         </w:pict>
       </w:r>
@@ -732,7 +726,50 @@
           <w:sz w:val="34"/>
           <w:szCs w:val="34"/>
         </w:rPr>
-        <w:t>4. Contraseña</w:t>
+        <w:t xml:space="preserve">4. </w:t>
+      </w:r>
+      <w:r>
+        <w:rPr>
+          <w:b/>
+          <w:bCs/>
+          <w:sz w:val="34"/>
+          <w:szCs w:val="34"/>
+        </w:rPr>
+        <w:t>Usuario y c</w:t>
+      </w:r>
+      <w:r>
+        <w:rPr>
+          <w:b/>
+          <w:bCs/>
+          <w:sz w:val="34"/>
+          <w:szCs w:val="34"/>
+        </w:rPr>
+        <w:t>ontraseña</w:t>
+      </w:r>
+    </w:p>
+    <w:p>
+      <w:pPr>
+        <w:spacing w:before="240" w:after="240"/>
+        <w:rPr>
+          <w:b/>
+          <w:bCs/>
+        </w:rPr>
+      </w:pPr>
+      <w:r>
+        <w:rPr>
+          <w:b/>
+          <w:bCs/>
+        </w:rPr>
+        <w:t xml:space="preserve">Usuario: </w:t>
+      </w:r>
+      <w:r>
+        <w:t>[</w:t>
+      </w:r>
+      <w:r>
+        <w:t>admin</w:t>
+      </w:r>
+      <w:r>
+        <w:t>]</w:t>
       </w:r>
     </w:p>
     <w:p>
@@ -784,7 +821,7 @@
         <w:rPr>
           <w:noProof/>
         </w:rPr>
-        <w:pict w14:anchorId="7B30BFC5">
+        <w:pict w14:anchorId="6C6BD9A3">
           <v:rect id="_x0000_i1025" alt="" style="width:441.9pt;height:.05pt;mso-width-percent:0;mso-height-percent:0;mso-width-percent:0;mso-height-percent:0" o:hralign="center" o:hrstd="t" o:hr="t" fillcolor="#a0a0a0" stroked="f"/>
         </w:pict>
       </w:r>
